--- a/JeromeBusuttilMSD6.3BDocumentation.docx
+++ b/JeromeBusuttilMSD6.3BDocumentation.docx
@@ -1390,11 +1390,57 @@
         <w:spacing w:after="240" w:before="240" w:lineRule="auto"/>
         <w:rPr/>
       </w:pPr>
-      <w:r>
-        <w:rPr>
-          <w:rtl w:val="0"/>
-        </w:rPr>
-        <w:t xml:space="preserve">https://youtu.be/RqzeKgt7yzs</w:t>
+      <w:hyperlink r:id="rId6">
+        <w:r>
+          <w:rPr>
+            <w:color w:val="1155cc"/>
+            <w:u w:val="single"/>
+            <w:rtl w:val="0"/>
+          </w:rPr>
+          <w:t xml:space="preserve">https://youtu.be/RqzeKgt7yzs</w:t>
+        </w:r>
+      </w:hyperlink>
+      <w:r>
+        <w:rPr>
+          <w:rtl w:val="0"/>
+        </w:rPr>
+      </w:r>
+    </w:p>
+    <w:p>
+      <w:pPr>
+        <w:pStyle w:val="Heading2"/>
+        <w:keepNext w:val="0"/>
+        <w:keepLines w:val="0"/>
+        <w:spacing w:after="80" w:lineRule="auto"/>
+        <w:rPr/>
+      </w:pPr>
+      <w:bookmarkStart w:colFirst="0" w:colLast="0" w:name="_svixyllq4syd" w:id="9"/>
+      <w:bookmarkEnd w:id="9"/>
+      <w:r>
+        <w:rPr>
+          <w:b w:val="1"/>
+          <w:sz w:val="34"/>
+          <w:szCs w:val="34"/>
+          <w:rtl w:val="0"/>
+        </w:rPr>
+        <w:t xml:space="preserve">GitHub Repo Link</w:t>
+      </w:r>
+      <w:r>
+        <w:rPr>
+          <w:rtl w:val="0"/>
+        </w:rPr>
+      </w:r>
+    </w:p>
+    <w:p>
+      <w:pPr>
+        <w:spacing w:after="240" w:before="240" w:lineRule="auto"/>
+        <w:rPr/>
+      </w:pPr>
+      <w:r>
+        <w:rPr>
+          <w:rtl w:val="0"/>
+        </w:rPr>
+        <w:t xml:space="preserve">https://github.com/JeromeB25/JeromeBusuttilMSD6.3BConnectedGamingAssignment.git</w:t>
       </w:r>
       <w:r>
         <w:rPr>
